--- a/Rapport_Stage_Mohammed_Saide_Detaille.docx
+++ b/Rapport_Stage_Mohammed_Saide_Detaille.docx
@@ -216,12 +216,6 @@
         <w:gridCol w:w="4000"/>
       </w:tblGrid>
       <w:tr>
-        <w:tblPrEx>
-          <w:tblCellMar>
-            <w:top w:w="0" w:type="dxa"/>
-            <w:bottom w:w="0" w:type="dxa"/>
-          </w:tblCellMar>
-        </w:tblPrEx>
         <w:tc>
           <w:tcPr>
             <w:tcW w:w="3000" w:type="dxa"/>
@@ -278,12 +272,6 @@
         </w:tc>
       </w:tr>
       <w:tr>
-        <w:tblPrEx>
-          <w:tblCellMar>
-            <w:top w:w="0" w:type="dxa"/>
-            <w:bottom w:w="0" w:type="dxa"/>
-          </w:tblCellMar>
-        </w:tblPrEx>
         <w:tc>
           <w:tcPr>
             <w:tcW w:w="3000" w:type="dxa"/>
@@ -336,12 +324,6 @@
         </w:tc>
       </w:tr>
       <w:tr>
-        <w:tblPrEx>
-          <w:tblCellMar>
-            <w:top w:w="0" w:type="dxa"/>
-            <w:bottom w:w="0" w:type="dxa"/>
-          </w:tblCellMar>
-        </w:tblPrEx>
         <w:tc>
           <w:tcPr>
             <w:tcW w:w="3000" w:type="dxa"/>
@@ -1324,14 +1306,7 @@
           <w:color w:val="333333"/>
           <w:lang w:val="fr-FR"/>
         </w:rPr>
-        <w:t>Le diagramme de cas d'utilisation global illustre l'ensemble des interactions entre les trois acteurs principaux du système et les fonctionnalités offertes par l'application. Il constitue une vue fonctionnelle de haut niveau d</w:t>
-      </w:r>
-      <w:r>
-        <w:rPr>
-          <w:color w:val="333333"/>
-          <w:lang w:val="fr-FR"/>
-        </w:rPr>
-        <w:t>u système</w:t>
+        <w:t>Le diagramme de cas d'utilisation global illustre l'ensemble des interactions entre les trois acteurs principaux du système et les fonctionnalités offertes par l'application. Il constitue une vue fonctionnelle de haut niveau du système</w:t>
       </w:r>
     </w:p>
     <w:p>
@@ -1566,12 +1541,6 @@
         <w:gridCol w:w="4423"/>
       </w:tblGrid>
       <w:tr>
-        <w:tblPrEx>
-          <w:tblCellMar>
-            <w:top w:w="0" w:type="dxa"/>
-            <w:bottom w:w="0" w:type="dxa"/>
-          </w:tblCellMar>
-        </w:tblPrEx>
         <w:trPr>
           <w:tblHeader/>
         </w:trPr>
@@ -1662,12 +1631,6 @@
         </w:tc>
       </w:tr>
       <w:tr>
-        <w:tblPrEx>
-          <w:tblCellMar>
-            <w:top w:w="0" w:type="dxa"/>
-            <w:bottom w:w="0" w:type="dxa"/>
-          </w:tblCellMar>
-        </w:tblPrEx>
         <w:tc>
           <w:tcPr>
             <w:tcW w:w="1800" w:type="dxa"/>
@@ -1752,12 +1715,6 @@
         </w:tc>
       </w:tr>
       <w:tr>
-        <w:tblPrEx>
-          <w:tblCellMar>
-            <w:top w:w="0" w:type="dxa"/>
-            <w:bottom w:w="0" w:type="dxa"/>
-          </w:tblCellMar>
-        </w:tblPrEx>
         <w:tc>
           <w:tcPr>
             <w:tcW w:w="1800" w:type="dxa"/>
@@ -1839,12 +1796,6 @@
         </w:tc>
       </w:tr>
       <w:tr>
-        <w:tblPrEx>
-          <w:tblCellMar>
-            <w:top w:w="0" w:type="dxa"/>
-            <w:bottom w:w="0" w:type="dxa"/>
-          </w:tblCellMar>
-        </w:tblPrEx>
         <w:tc>
           <w:tcPr>
             <w:tcW w:w="1800" w:type="dxa"/>
@@ -1926,12 +1877,6 @@
         </w:tc>
       </w:tr>
       <w:tr>
-        <w:tblPrEx>
-          <w:tblCellMar>
-            <w:top w:w="0" w:type="dxa"/>
-            <w:bottom w:w="0" w:type="dxa"/>
-          </w:tblCellMar>
-        </w:tblPrEx>
         <w:tc>
           <w:tcPr>
             <w:tcW w:w="1800" w:type="dxa"/>
@@ -2013,12 +1958,6 @@
         </w:tc>
       </w:tr>
       <w:tr>
-        <w:tblPrEx>
-          <w:tblCellMar>
-            <w:top w:w="0" w:type="dxa"/>
-            <w:bottom w:w="0" w:type="dxa"/>
-          </w:tblCellMar>
-        </w:tblPrEx>
         <w:tc>
           <w:tcPr>
             <w:tcW w:w="1800" w:type="dxa"/>
@@ -2100,12 +2039,6 @@
         </w:tc>
       </w:tr>
       <w:tr>
-        <w:tblPrEx>
-          <w:tblCellMar>
-            <w:top w:w="0" w:type="dxa"/>
-            <w:bottom w:w="0" w:type="dxa"/>
-          </w:tblCellMar>
-        </w:tblPrEx>
         <w:tc>
           <w:tcPr>
             <w:tcW w:w="1800" w:type="dxa"/>
@@ -2187,12 +2120,6 @@
         </w:tc>
       </w:tr>
       <w:tr>
-        <w:tblPrEx>
-          <w:tblCellMar>
-            <w:top w:w="0" w:type="dxa"/>
-            <w:bottom w:w="0" w:type="dxa"/>
-          </w:tblCellMar>
-        </w:tblPrEx>
         <w:tc>
           <w:tcPr>
             <w:tcW w:w="1800" w:type="dxa"/>
@@ -2274,12 +2201,6 @@
         </w:tc>
       </w:tr>
       <w:tr>
-        <w:tblPrEx>
-          <w:tblCellMar>
-            <w:top w:w="0" w:type="dxa"/>
-            <w:bottom w:w="0" w:type="dxa"/>
-          </w:tblCellMar>
-        </w:tblPrEx>
         <w:tc>
           <w:tcPr>
             <w:tcW w:w="1800" w:type="dxa"/>
@@ -2361,12 +2282,6 @@
         </w:tc>
       </w:tr>
       <w:tr>
-        <w:tblPrEx>
-          <w:tblCellMar>
-            <w:top w:w="0" w:type="dxa"/>
-            <w:bottom w:w="0" w:type="dxa"/>
-          </w:tblCellMar>
-        </w:tblPrEx>
         <w:tc>
           <w:tcPr>
             <w:tcW w:w="1800" w:type="dxa"/>
@@ -2502,12 +2417,6 @@
         <w:gridCol w:w="4426"/>
       </w:tblGrid>
       <w:tr>
-        <w:tblPrEx>
-          <w:tblCellMar>
-            <w:top w:w="0" w:type="dxa"/>
-            <w:bottom w:w="0" w:type="dxa"/>
-          </w:tblCellMar>
-        </w:tblPrEx>
         <w:trPr>
           <w:tblHeader/>
         </w:trPr>
@@ -2597,12 +2506,6 @@
         </w:tc>
       </w:tr>
       <w:tr>
-        <w:tblPrEx>
-          <w:tblCellMar>
-            <w:top w:w="0" w:type="dxa"/>
-            <w:bottom w:w="0" w:type="dxa"/>
-          </w:tblCellMar>
-        </w:tblPrEx>
         <w:tc>
           <w:tcPr>
             <w:tcW w:w="1800" w:type="dxa"/>
@@ -2687,12 +2590,6 @@
         </w:tc>
       </w:tr>
       <w:tr>
-        <w:tblPrEx>
-          <w:tblCellMar>
-            <w:top w:w="0" w:type="dxa"/>
-            <w:bottom w:w="0" w:type="dxa"/>
-          </w:tblCellMar>
-        </w:tblPrEx>
         <w:tc>
           <w:tcPr>
             <w:tcW w:w="1800" w:type="dxa"/>
@@ -2774,12 +2671,6 @@
         </w:tc>
       </w:tr>
       <w:tr>
-        <w:tblPrEx>
-          <w:tblCellMar>
-            <w:top w:w="0" w:type="dxa"/>
-            <w:bottom w:w="0" w:type="dxa"/>
-          </w:tblCellMar>
-        </w:tblPrEx>
         <w:tc>
           <w:tcPr>
             <w:tcW w:w="1800" w:type="dxa"/>
@@ -2861,12 +2752,6 @@
         </w:tc>
       </w:tr>
       <w:tr>
-        <w:tblPrEx>
-          <w:tblCellMar>
-            <w:top w:w="0" w:type="dxa"/>
-            <w:bottom w:w="0" w:type="dxa"/>
-          </w:tblCellMar>
-        </w:tblPrEx>
         <w:tc>
           <w:tcPr>
             <w:tcW w:w="1800" w:type="dxa"/>
@@ -2948,12 +2833,6 @@
         </w:tc>
       </w:tr>
       <w:tr>
-        <w:tblPrEx>
-          <w:tblCellMar>
-            <w:top w:w="0" w:type="dxa"/>
-            <w:bottom w:w="0" w:type="dxa"/>
-          </w:tblCellMar>
-        </w:tblPrEx>
         <w:tc>
           <w:tcPr>
             <w:tcW w:w="1800" w:type="dxa"/>
@@ -3097,12 +2976,6 @@
         <w:gridCol w:w="4426"/>
       </w:tblGrid>
       <w:tr>
-        <w:tblPrEx>
-          <w:tblCellMar>
-            <w:top w:w="0" w:type="dxa"/>
-            <w:bottom w:w="0" w:type="dxa"/>
-          </w:tblCellMar>
-        </w:tblPrEx>
         <w:trPr>
           <w:tblHeader/>
         </w:trPr>
@@ -3193,12 +3066,6 @@
         </w:tc>
       </w:tr>
       <w:tr>
-        <w:tblPrEx>
-          <w:tblCellMar>
-            <w:top w:w="0" w:type="dxa"/>
-            <w:bottom w:w="0" w:type="dxa"/>
-          </w:tblCellMar>
-        </w:tblPrEx>
         <w:tc>
           <w:tcPr>
             <w:tcW w:w="1800" w:type="dxa"/>
@@ -3283,12 +3150,6 @@
         </w:tc>
       </w:tr>
       <w:tr>
-        <w:tblPrEx>
-          <w:tblCellMar>
-            <w:top w:w="0" w:type="dxa"/>
-            <w:bottom w:w="0" w:type="dxa"/>
-          </w:tblCellMar>
-        </w:tblPrEx>
         <w:tc>
           <w:tcPr>
             <w:tcW w:w="1800" w:type="dxa"/>
@@ -3461,6 +3322,7 @@
         <w:rPr>
           <w:sz w:val="20"/>
           <w:szCs w:val="20"/>
+          <w:lang w:val="fr-FR"/>
         </w:rPr>
         <w:t xml:space="preserve"> </w:t>
       </w:r>
@@ -3593,12 +3455,6 @@
         <w:gridCol w:w="2526"/>
       </w:tblGrid>
       <w:tr>
-        <w:tblPrEx>
-          <w:tblCellMar>
-            <w:top w:w="0" w:type="dxa"/>
-            <w:bottom w:w="0" w:type="dxa"/>
-          </w:tblCellMar>
-        </w:tblPrEx>
         <w:trPr>
           <w:tblHeader/>
         </w:trPr>
@@ -3726,12 +3582,6 @@
         </w:tc>
       </w:tr>
       <w:tr>
-        <w:tblPrEx>
-          <w:tblCellMar>
-            <w:top w:w="0" w:type="dxa"/>
-            <w:bottom w:w="0" w:type="dxa"/>
-          </w:tblCellMar>
-        </w:tblPrEx>
         <w:tc>
           <w:tcPr>
             <w:tcW w:w="3500" w:type="dxa"/>
@@ -3851,12 +3701,6 @@
         </w:tc>
       </w:tr>
       <w:tr>
-        <w:tblPrEx>
-          <w:tblCellMar>
-            <w:top w:w="0" w:type="dxa"/>
-            <w:bottom w:w="0" w:type="dxa"/>
-          </w:tblCellMar>
-        </w:tblPrEx>
         <w:tc>
           <w:tcPr>
             <w:tcW w:w="3500" w:type="dxa"/>
@@ -3955,12 +3799,6 @@
         </w:tc>
       </w:tr>
       <w:tr>
-        <w:tblPrEx>
-          <w:tblCellMar>
-            <w:top w:w="0" w:type="dxa"/>
-            <w:bottom w:w="0" w:type="dxa"/>
-          </w:tblCellMar>
-        </w:tblPrEx>
         <w:tc>
           <w:tcPr>
             <w:tcW w:w="3500" w:type="dxa"/>
@@ -4065,12 +3903,6 @@
         </w:tc>
       </w:tr>
       <w:tr>
-        <w:tblPrEx>
-          <w:tblCellMar>
-            <w:top w:w="0" w:type="dxa"/>
-            <w:bottom w:w="0" w:type="dxa"/>
-          </w:tblCellMar>
-        </w:tblPrEx>
         <w:tc>
           <w:tcPr>
             <w:tcW w:w="3500" w:type="dxa"/>
@@ -4221,12 +4053,6 @@
         <w:gridCol w:w="2526"/>
       </w:tblGrid>
       <w:tr>
-        <w:tblPrEx>
-          <w:tblCellMar>
-            <w:top w:w="0" w:type="dxa"/>
-            <w:bottom w:w="0" w:type="dxa"/>
-          </w:tblCellMar>
-        </w:tblPrEx>
         <w:trPr>
           <w:tblHeader/>
         </w:trPr>
@@ -4344,12 +4170,6 @@
         </w:tc>
       </w:tr>
       <w:tr>
-        <w:tblPrEx>
-          <w:tblCellMar>
-            <w:top w:w="0" w:type="dxa"/>
-            <w:bottom w:w="0" w:type="dxa"/>
-          </w:tblCellMar>
-        </w:tblPrEx>
         <w:tc>
           <w:tcPr>
             <w:tcW w:w="3500" w:type="dxa"/>
@@ -4469,12 +4289,6 @@
         </w:tc>
       </w:tr>
       <w:tr>
-        <w:tblPrEx>
-          <w:tblCellMar>
-            <w:top w:w="0" w:type="dxa"/>
-            <w:bottom w:w="0" w:type="dxa"/>
-          </w:tblCellMar>
-        </w:tblPrEx>
         <w:tc>
           <w:tcPr>
             <w:tcW w:w="3500" w:type="dxa"/>
@@ -4579,12 +4393,6 @@
         </w:tc>
       </w:tr>
       <w:tr>
-        <w:tblPrEx>
-          <w:tblCellMar>
-            <w:top w:w="0" w:type="dxa"/>
-            <w:bottom w:w="0" w:type="dxa"/>
-          </w:tblCellMar>
-        </w:tblPrEx>
         <w:tc>
           <w:tcPr>
             <w:tcW w:w="3500" w:type="dxa"/>
@@ -4735,12 +4543,6 @@
         <w:gridCol w:w="2526"/>
       </w:tblGrid>
       <w:tr>
-        <w:tblPrEx>
-          <w:tblCellMar>
-            <w:top w:w="0" w:type="dxa"/>
-            <w:bottom w:w="0" w:type="dxa"/>
-          </w:tblCellMar>
-        </w:tblPrEx>
         <w:trPr>
           <w:tblHeader/>
         </w:trPr>
@@ -4858,12 +4660,6 @@
         </w:tc>
       </w:tr>
       <w:tr>
-        <w:tblPrEx>
-          <w:tblCellMar>
-            <w:top w:w="0" w:type="dxa"/>
-            <w:bottom w:w="0" w:type="dxa"/>
-          </w:tblCellMar>
-        </w:tblPrEx>
         <w:tc>
           <w:tcPr>
             <w:tcW w:w="3500" w:type="dxa"/>
@@ -4977,12 +4773,6 @@
         </w:tc>
       </w:tr>
       <w:tr>
-        <w:tblPrEx>
-          <w:tblCellMar>
-            <w:top w:w="0" w:type="dxa"/>
-            <w:bottom w:w="0" w:type="dxa"/>
-          </w:tblCellMar>
-        </w:tblPrEx>
         <w:tc>
           <w:tcPr>
             <w:tcW w:w="3500" w:type="dxa"/>
@@ -5087,12 +4877,6 @@
         </w:tc>
       </w:tr>
       <w:tr>
-        <w:tblPrEx>
-          <w:tblCellMar>
-            <w:top w:w="0" w:type="dxa"/>
-            <w:bottom w:w="0" w:type="dxa"/>
-          </w:tblCellMar>
-        </w:tblPrEx>
         <w:tc>
           <w:tcPr>
             <w:tcW w:w="3500" w:type="dxa"/>
@@ -5197,12 +4981,6 @@
         </w:tc>
       </w:tr>
       <w:tr>
-        <w:tblPrEx>
-          <w:tblCellMar>
-            <w:top w:w="0" w:type="dxa"/>
-            <w:bottom w:w="0" w:type="dxa"/>
-          </w:tblCellMar>
-        </w:tblPrEx>
         <w:tc>
           <w:tcPr>
             <w:tcW w:w="3500" w:type="dxa"/>
@@ -5364,12 +5142,6 @@
         <w:gridCol w:w="2526"/>
       </w:tblGrid>
       <w:tr>
-        <w:tblPrEx>
-          <w:tblCellMar>
-            <w:top w:w="0" w:type="dxa"/>
-            <w:bottom w:w="0" w:type="dxa"/>
-          </w:tblCellMar>
-        </w:tblPrEx>
         <w:trPr>
           <w:tblHeader/>
         </w:trPr>
@@ -5487,12 +5259,6 @@
         </w:tc>
       </w:tr>
       <w:tr>
-        <w:tblPrEx>
-          <w:tblCellMar>
-            <w:top w:w="0" w:type="dxa"/>
-            <w:bottom w:w="0" w:type="dxa"/>
-          </w:tblCellMar>
-        </w:tblPrEx>
         <w:tc>
           <w:tcPr>
             <w:tcW w:w="3500" w:type="dxa"/>
@@ -5606,12 +5372,6 @@
         </w:tc>
       </w:tr>
       <w:tr>
-        <w:tblPrEx>
-          <w:tblCellMar>
-            <w:top w:w="0" w:type="dxa"/>
-            <w:bottom w:w="0" w:type="dxa"/>
-          </w:tblCellMar>
-        </w:tblPrEx>
         <w:tc>
           <w:tcPr>
             <w:tcW w:w="3500" w:type="dxa"/>
@@ -5716,12 +5476,6 @@
         </w:tc>
       </w:tr>
       <w:tr>
-        <w:tblPrEx>
-          <w:tblCellMar>
-            <w:top w:w="0" w:type="dxa"/>
-            <w:bottom w:w="0" w:type="dxa"/>
-          </w:tblCellMar>
-        </w:tblPrEx>
         <w:tc>
           <w:tcPr>
             <w:tcW w:w="3500" w:type="dxa"/>
@@ -5820,12 +5574,6 @@
         </w:tc>
       </w:tr>
       <w:tr>
-        <w:tblPrEx>
-          <w:tblCellMar>
-            <w:top w:w="0" w:type="dxa"/>
-            <w:bottom w:w="0" w:type="dxa"/>
-          </w:tblCellMar>
-        </w:tblPrEx>
         <w:tc>
           <w:tcPr>
             <w:tcW w:w="3500" w:type="dxa"/>
@@ -5930,12 +5678,6 @@
         </w:tc>
       </w:tr>
       <w:tr>
-        <w:tblPrEx>
-          <w:tblCellMar>
-            <w:top w:w="0" w:type="dxa"/>
-            <w:bottom w:w="0" w:type="dxa"/>
-          </w:tblCellMar>
-        </w:tblPrEx>
         <w:tc>
           <w:tcPr>
             <w:tcW w:w="3500" w:type="dxa"/>
@@ -6074,12 +5816,6 @@
         <w:gridCol w:w="2526"/>
       </w:tblGrid>
       <w:tr>
-        <w:tblPrEx>
-          <w:tblCellMar>
-            <w:top w:w="0" w:type="dxa"/>
-            <w:bottom w:w="0" w:type="dxa"/>
-          </w:tblCellMar>
-        </w:tblPrEx>
         <w:trPr>
           <w:tblHeader/>
         </w:trPr>
@@ -6197,12 +5933,6 @@
         </w:tc>
       </w:tr>
       <w:tr>
-        <w:tblPrEx>
-          <w:tblCellMar>
-            <w:top w:w="0" w:type="dxa"/>
-            <w:bottom w:w="0" w:type="dxa"/>
-          </w:tblCellMar>
-        </w:tblPrEx>
         <w:tc>
           <w:tcPr>
             <w:tcW w:w="3500" w:type="dxa"/>
@@ -6316,12 +6046,6 @@
         </w:tc>
       </w:tr>
       <w:tr>
-        <w:tblPrEx>
-          <w:tblCellMar>
-            <w:top w:w="0" w:type="dxa"/>
-            <w:bottom w:w="0" w:type="dxa"/>
-          </w:tblCellMar>
-        </w:tblPrEx>
         <w:tc>
           <w:tcPr>
             <w:tcW w:w="3500" w:type="dxa"/>
@@ -6420,12 +6144,6 @@
         </w:tc>
       </w:tr>
       <w:tr>
-        <w:tblPrEx>
-          <w:tblCellMar>
-            <w:top w:w="0" w:type="dxa"/>
-            <w:bottom w:w="0" w:type="dxa"/>
-          </w:tblCellMar>
-        </w:tblPrEx>
         <w:tc>
           <w:tcPr>
             <w:tcW w:w="3500" w:type="dxa"/>
@@ -6524,12 +6242,6 @@
         </w:tc>
       </w:tr>
       <w:tr>
-        <w:tblPrEx>
-          <w:tblCellMar>
-            <w:top w:w="0" w:type="dxa"/>
-            <w:bottom w:w="0" w:type="dxa"/>
-          </w:tblCellMar>
-        </w:tblPrEx>
         <w:tc>
           <w:tcPr>
             <w:tcW w:w="3500" w:type="dxa"/>
@@ -6681,12 +6393,6 @@
         <w:gridCol w:w="2526"/>
       </w:tblGrid>
       <w:tr>
-        <w:tblPrEx>
-          <w:tblCellMar>
-            <w:top w:w="0" w:type="dxa"/>
-            <w:bottom w:w="0" w:type="dxa"/>
-          </w:tblCellMar>
-        </w:tblPrEx>
         <w:trPr>
           <w:tblHeader/>
         </w:trPr>
@@ -6804,12 +6510,6 @@
         </w:tc>
       </w:tr>
       <w:tr>
-        <w:tblPrEx>
-          <w:tblCellMar>
-            <w:top w:w="0" w:type="dxa"/>
-            <w:bottom w:w="0" w:type="dxa"/>
-          </w:tblCellMar>
-        </w:tblPrEx>
         <w:tc>
           <w:tcPr>
             <w:tcW w:w="3500" w:type="dxa"/>
@@ -6923,12 +6623,6 @@
         </w:tc>
       </w:tr>
       <w:tr>
-        <w:tblPrEx>
-          <w:tblCellMar>
-            <w:top w:w="0" w:type="dxa"/>
-            <w:bottom w:w="0" w:type="dxa"/>
-          </w:tblCellMar>
-        </w:tblPrEx>
         <w:tc>
           <w:tcPr>
             <w:tcW w:w="3500" w:type="dxa"/>
@@ -7027,12 +6721,6 @@
         </w:tc>
       </w:tr>
       <w:tr>
-        <w:tblPrEx>
-          <w:tblCellMar>
-            <w:top w:w="0" w:type="dxa"/>
-            <w:bottom w:w="0" w:type="dxa"/>
-          </w:tblCellMar>
-        </w:tblPrEx>
         <w:tc>
           <w:tcPr>
             <w:tcW w:w="3500" w:type="dxa"/>
@@ -7131,12 +6819,6 @@
         </w:tc>
       </w:tr>
       <w:tr>
-        <w:tblPrEx>
-          <w:tblCellMar>
-            <w:top w:w="0" w:type="dxa"/>
-            <w:bottom w:w="0" w:type="dxa"/>
-          </w:tblCellMar>
-        </w:tblPrEx>
         <w:tc>
           <w:tcPr>
             <w:tcW w:w="3500" w:type="dxa"/>
@@ -7235,12 +6917,6 @@
         </w:tc>
       </w:tr>
       <w:tr>
-        <w:tblPrEx>
-          <w:tblCellMar>
-            <w:top w:w="0" w:type="dxa"/>
-            <w:bottom w:w="0" w:type="dxa"/>
-          </w:tblCellMar>
-        </w:tblPrEx>
         <w:tc>
           <w:tcPr>
             <w:tcW w:w="3500" w:type="dxa"/>
@@ -7339,12 +7015,6 @@
         </w:tc>
       </w:tr>
       <w:tr>
-        <w:tblPrEx>
-          <w:tblCellMar>
-            <w:top w:w="0" w:type="dxa"/>
-            <w:bottom w:w="0" w:type="dxa"/>
-          </w:tblCellMar>
-        </w:tblPrEx>
         <w:tc>
           <w:tcPr>
             <w:tcW w:w="3500" w:type="dxa"/>
@@ -7506,12 +7176,6 @@
         <w:gridCol w:w="2526"/>
       </w:tblGrid>
       <w:tr>
-        <w:tblPrEx>
-          <w:tblCellMar>
-            <w:top w:w="0" w:type="dxa"/>
-            <w:bottom w:w="0" w:type="dxa"/>
-          </w:tblCellMar>
-        </w:tblPrEx>
         <w:trPr>
           <w:tblHeader/>
         </w:trPr>
@@ -7629,12 +7293,6 @@
         </w:tc>
       </w:tr>
       <w:tr>
-        <w:tblPrEx>
-          <w:tblCellMar>
-            <w:top w:w="0" w:type="dxa"/>
-            <w:bottom w:w="0" w:type="dxa"/>
-          </w:tblCellMar>
-        </w:tblPrEx>
         <w:tc>
           <w:tcPr>
             <w:tcW w:w="3500" w:type="dxa"/>
@@ -7748,12 +7406,6 @@
         </w:tc>
       </w:tr>
       <w:tr>
-        <w:tblPrEx>
-          <w:tblCellMar>
-            <w:top w:w="0" w:type="dxa"/>
-            <w:bottom w:w="0" w:type="dxa"/>
-          </w:tblCellMar>
-        </w:tblPrEx>
         <w:tc>
           <w:tcPr>
             <w:tcW w:w="3500" w:type="dxa"/>
@@ -7869,12 +7521,6 @@
         </w:tc>
       </w:tr>
       <w:tr>
-        <w:tblPrEx>
-          <w:tblCellMar>
-            <w:top w:w="0" w:type="dxa"/>
-            <w:bottom w:w="0" w:type="dxa"/>
-          </w:tblCellMar>
-        </w:tblPrEx>
         <w:tc>
           <w:tcPr>
             <w:tcW w:w="3500" w:type="dxa"/>
@@ -7984,12 +7630,6 @@
         </w:tc>
       </w:tr>
       <w:tr>
-        <w:tblPrEx>
-          <w:tblCellMar>
-            <w:top w:w="0" w:type="dxa"/>
-            <w:bottom w:w="0" w:type="dxa"/>
-          </w:tblCellMar>
-        </w:tblPrEx>
         <w:tc>
           <w:tcPr>
             <w:tcW w:w="3500" w:type="dxa"/>
@@ -8099,12 +7739,6 @@
         </w:tc>
       </w:tr>
       <w:tr>
-        <w:tblPrEx>
-          <w:tblCellMar>
-            <w:top w:w="0" w:type="dxa"/>
-            <w:bottom w:w="0" w:type="dxa"/>
-          </w:tblCellMar>
-        </w:tblPrEx>
         <w:tc>
           <w:tcPr>
             <w:tcW w:w="3500" w:type="dxa"/>
@@ -8254,12 +7888,6 @@
         <w:gridCol w:w="2526"/>
       </w:tblGrid>
       <w:tr>
-        <w:tblPrEx>
-          <w:tblCellMar>
-            <w:top w:w="0" w:type="dxa"/>
-            <w:bottom w:w="0" w:type="dxa"/>
-          </w:tblCellMar>
-        </w:tblPrEx>
         <w:trPr>
           <w:tblHeader/>
         </w:trPr>
@@ -8377,12 +8005,6 @@
         </w:tc>
       </w:tr>
       <w:tr>
-        <w:tblPrEx>
-          <w:tblCellMar>
-            <w:top w:w="0" w:type="dxa"/>
-            <w:bottom w:w="0" w:type="dxa"/>
-          </w:tblCellMar>
-        </w:tblPrEx>
         <w:tc>
           <w:tcPr>
             <w:tcW w:w="3500" w:type="dxa"/>
@@ -8502,12 +8124,6 @@
         </w:tc>
       </w:tr>
       <w:tr>
-        <w:tblPrEx>
-          <w:tblCellMar>
-            <w:top w:w="0" w:type="dxa"/>
-            <w:bottom w:w="0" w:type="dxa"/>
-          </w:tblCellMar>
-        </w:tblPrEx>
         <w:tc>
           <w:tcPr>
             <w:tcW w:w="3500" w:type="dxa"/>
@@ -8612,12 +8228,6 @@
         </w:tc>
       </w:tr>
       <w:tr>
-        <w:tblPrEx>
-          <w:tblCellMar>
-            <w:top w:w="0" w:type="dxa"/>
-            <w:bottom w:w="0" w:type="dxa"/>
-          </w:tblCellMar>
-        </w:tblPrEx>
         <w:tc>
           <w:tcPr>
             <w:tcW w:w="3500" w:type="dxa"/>
@@ -8722,12 +8332,6 @@
         </w:tc>
       </w:tr>
       <w:tr>
-        <w:tblPrEx>
-          <w:tblCellMar>
-            <w:top w:w="0" w:type="dxa"/>
-            <w:bottom w:w="0" w:type="dxa"/>
-          </w:tblCellMar>
-        </w:tblPrEx>
         <w:tc>
           <w:tcPr>
             <w:tcW w:w="3500" w:type="dxa"/>
@@ -8844,12 +8448,6 @@
         </w:tc>
       </w:tr>
       <w:tr>
-        <w:tblPrEx>
-          <w:tblCellMar>
-            <w:top w:w="0" w:type="dxa"/>
-            <w:bottom w:w="0" w:type="dxa"/>
-          </w:tblCellMar>
-        </w:tblPrEx>
         <w:tc>
           <w:tcPr>
             <w:tcW w:w="3500" w:type="dxa"/>
@@ -8999,12 +8597,6 @@
         <w:gridCol w:w="2526"/>
       </w:tblGrid>
       <w:tr>
-        <w:tblPrEx>
-          <w:tblCellMar>
-            <w:top w:w="0" w:type="dxa"/>
-            <w:bottom w:w="0" w:type="dxa"/>
-          </w:tblCellMar>
-        </w:tblPrEx>
         <w:trPr>
           <w:tblHeader/>
         </w:trPr>
@@ -9122,12 +8714,6 @@
         </w:tc>
       </w:tr>
       <w:tr>
-        <w:tblPrEx>
-          <w:tblCellMar>
-            <w:top w:w="0" w:type="dxa"/>
-            <w:bottom w:w="0" w:type="dxa"/>
-          </w:tblCellMar>
-        </w:tblPrEx>
         <w:tc>
           <w:tcPr>
             <w:tcW w:w="3500" w:type="dxa"/>
@@ -9247,12 +8833,6 @@
         </w:tc>
       </w:tr>
       <w:tr>
-        <w:tblPrEx>
-          <w:tblCellMar>
-            <w:top w:w="0" w:type="dxa"/>
-            <w:bottom w:w="0" w:type="dxa"/>
-          </w:tblCellMar>
-        </w:tblPrEx>
         <w:tc>
           <w:tcPr>
             <w:tcW w:w="3500" w:type="dxa"/>
@@ -9357,12 +8937,6 @@
         </w:tc>
       </w:tr>
       <w:tr>
-        <w:tblPrEx>
-          <w:tblCellMar>
-            <w:top w:w="0" w:type="dxa"/>
-            <w:bottom w:w="0" w:type="dxa"/>
-          </w:tblCellMar>
-        </w:tblPrEx>
         <w:tc>
           <w:tcPr>
             <w:tcW w:w="3500" w:type="dxa"/>
@@ -9467,12 +9041,6 @@
         </w:tc>
       </w:tr>
       <w:tr>
-        <w:tblPrEx>
-          <w:tblCellMar>
-            <w:top w:w="0" w:type="dxa"/>
-            <w:bottom w:w="0" w:type="dxa"/>
-          </w:tblCellMar>
-        </w:tblPrEx>
         <w:tc>
           <w:tcPr>
             <w:tcW w:w="3500" w:type="dxa"/>
@@ -9582,12 +9150,6 @@
         </w:tc>
       </w:tr>
       <w:tr>
-        <w:tblPrEx>
-          <w:tblCellMar>
-            <w:top w:w="0" w:type="dxa"/>
-            <w:bottom w:w="0" w:type="dxa"/>
-          </w:tblCellMar>
-        </w:tblPrEx>
         <w:tc>
           <w:tcPr>
             <w:tcW w:w="3500" w:type="dxa"/>
@@ -10021,7 +9583,21 @@
           <w:color w:val="333333"/>
           <w:lang w:val="fr-FR"/>
         </w:rPr>
-        <w:t>Couche Présentation (Front-End) : React.js + Vite – Interface utilisateur interactive et responsive.</w:t>
+        <w:t>Couche Présentation (Front-End) :</w:t>
+      </w:r>
+      <w:r>
+        <w:rPr>
+          <w:color w:val="333333"/>
+          <w:lang w:val="fr-FR"/>
+        </w:rPr>
+        <w:t>TypeScript</w:t>
+      </w:r>
+      <w:r>
+        <w:rPr>
+          <w:color w:val="333333"/>
+          <w:lang w:val="fr-FR"/>
+        </w:rPr>
+        <w:t>. + Vite – Interface utilisateur interactive et responsive.</w:t>
       </w:r>
     </w:p>
     <w:p>
@@ -10144,12 +9720,6 @@
         <w:gridCol w:w="1500"/>
       </w:tblGrid>
       <w:tr>
-        <w:tblPrEx>
-          <w:tblCellMar>
-            <w:top w:w="0" w:type="dxa"/>
-            <w:bottom w:w="0" w:type="dxa"/>
-          </w:tblCellMar>
-        </w:tblPrEx>
         <w:trPr>
           <w:tblHeader/>
         </w:trPr>
@@ -10239,12 +9809,6 @@
         </w:tc>
       </w:tr>
       <w:tr>
-        <w:tblPrEx>
-          <w:tblCellMar>
-            <w:top w:w="0" w:type="dxa"/>
-            <w:bottom w:w="0" w:type="dxa"/>
-          </w:tblCellMar>
-        </w:tblPrEx>
         <w:tc>
           <w:tcPr>
             <w:tcW w:w="2500" w:type="dxa"/>
@@ -10264,7 +9828,7 @@
           </w:tcPr>
           <w:p>
             <w:r>
-              <w:t>React.js</w:t>
+              <w:t>TypeScript</w:t>
             </w:r>
           </w:p>
         </w:tc>
@@ -10324,12 +9888,6 @@
         </w:tc>
       </w:tr>
       <w:tr>
-        <w:tblPrEx>
-          <w:tblCellMar>
-            <w:top w:w="0" w:type="dxa"/>
-            <w:bottom w:w="0" w:type="dxa"/>
-          </w:tblCellMar>
-        </w:tblPrEx>
         <w:tc>
           <w:tcPr>
             <w:tcW w:w="2500" w:type="dxa"/>
@@ -10409,12 +9967,6 @@
         </w:tc>
       </w:tr>
       <w:tr>
-        <w:tblPrEx>
-          <w:tblCellMar>
-            <w:top w:w="0" w:type="dxa"/>
-            <w:bottom w:w="0" w:type="dxa"/>
-          </w:tblCellMar>
-        </w:tblPrEx>
         <w:tc>
           <w:tcPr>
             <w:tcW w:w="2500" w:type="dxa"/>
@@ -10494,12 +10046,6 @@
         </w:tc>
       </w:tr>
       <w:tr>
-        <w:tblPrEx>
-          <w:tblCellMar>
-            <w:top w:w="0" w:type="dxa"/>
-            <w:bottom w:w="0" w:type="dxa"/>
-          </w:tblCellMar>
-        </w:tblPrEx>
         <w:tc>
           <w:tcPr>
             <w:tcW w:w="2500" w:type="dxa"/>
@@ -10579,12 +10125,6 @@
         </w:tc>
       </w:tr>
       <w:tr>
-        <w:tblPrEx>
-          <w:tblCellMar>
-            <w:top w:w="0" w:type="dxa"/>
-            <w:bottom w:w="0" w:type="dxa"/>
-          </w:tblCellMar>
-        </w:tblPrEx>
         <w:tc>
           <w:tcPr>
             <w:tcW w:w="2500" w:type="dxa"/>
@@ -10664,12 +10204,6 @@
         </w:tc>
       </w:tr>
       <w:tr>
-        <w:tblPrEx>
-          <w:tblCellMar>
-            <w:top w:w="0" w:type="dxa"/>
-            <w:bottom w:w="0" w:type="dxa"/>
-          </w:tblCellMar>
-        </w:tblPrEx>
         <w:tc>
           <w:tcPr>
             <w:tcW w:w="2500" w:type="dxa"/>
@@ -10749,12 +10283,6 @@
         </w:tc>
       </w:tr>
       <w:tr>
-        <w:tblPrEx>
-          <w:tblCellMar>
-            <w:top w:w="0" w:type="dxa"/>
-            <w:bottom w:w="0" w:type="dxa"/>
-          </w:tblCellMar>
-        </w:tblPrEx>
         <w:tc>
           <w:tcPr>
             <w:tcW w:w="2500" w:type="dxa"/>
@@ -10834,12 +10362,6 @@
         </w:tc>
       </w:tr>
       <w:tr>
-        <w:tblPrEx>
-          <w:tblCellMar>
-            <w:top w:w="0" w:type="dxa"/>
-            <w:bottom w:w="0" w:type="dxa"/>
-          </w:tblCellMar>
-        </w:tblPrEx>
         <w:tc>
           <w:tcPr>
             <w:tcW w:w="2500" w:type="dxa"/>
@@ -10919,12 +10441,6 @@
         </w:tc>
       </w:tr>
       <w:tr>
-        <w:tblPrEx>
-          <w:tblCellMar>
-            <w:top w:w="0" w:type="dxa"/>
-            <w:bottom w:w="0" w:type="dxa"/>
-          </w:tblCellMar>
-        </w:tblPrEx>
         <w:tc>
           <w:tcPr>
             <w:tcW w:w="2500" w:type="dxa"/>
@@ -11004,12 +10520,6 @@
         </w:tc>
       </w:tr>
       <w:tr>
-        <w:tblPrEx>
-          <w:tblCellMar>
-            <w:top w:w="0" w:type="dxa"/>
-            <w:bottom w:w="0" w:type="dxa"/>
-          </w:tblCellMar>
-        </w:tblPrEx>
         <w:tc>
           <w:tcPr>
             <w:tcW w:w="2500" w:type="dxa"/>
@@ -11090,12 +10600,6 @@
         </w:tc>
       </w:tr>
       <w:tr>
-        <w:tblPrEx>
-          <w:tblCellMar>
-            <w:top w:w="0" w:type="dxa"/>
-            <w:bottom w:w="0" w:type="dxa"/>
-          </w:tblCellMar>
-        </w:tblPrEx>
         <w:tc>
           <w:tcPr>
             <w:tcW w:w="2500" w:type="dxa"/>
@@ -11829,12 +11333,6 @@
         <w:gridCol w:w="6526"/>
       </w:tblGrid>
       <w:tr>
-        <w:tblPrEx>
-          <w:tblCellMar>
-            <w:top w:w="0" w:type="dxa"/>
-            <w:bottom w:w="0" w:type="dxa"/>
-          </w:tblCellMar>
-        </w:tblPrEx>
         <w:tc>
           <w:tcPr>
             <w:tcW w:w="2500" w:type="dxa"/>
@@ -11893,12 +11391,6 @@
         </w:tc>
       </w:tr>
       <w:tr>
-        <w:tblPrEx>
-          <w:tblCellMar>
-            <w:top w:w="0" w:type="dxa"/>
-            <w:bottom w:w="0" w:type="dxa"/>
-          </w:tblCellMar>
-        </w:tblPrEx>
         <w:tc>
           <w:tcPr>
             <w:tcW w:w="2500" w:type="dxa"/>
@@ -11959,12 +11451,6 @@
         </w:tc>
       </w:tr>
       <w:tr>
-        <w:tblPrEx>
-          <w:tblCellMar>
-            <w:top w:w="0" w:type="dxa"/>
-            <w:bottom w:w="0" w:type="dxa"/>
-          </w:tblCellMar>
-        </w:tblPrEx>
         <w:tc>
           <w:tcPr>
             <w:tcW w:w="2500" w:type="dxa"/>
@@ -12025,12 +11511,6 @@
         </w:tc>
       </w:tr>
       <w:tr>
-        <w:tblPrEx>
-          <w:tblCellMar>
-            <w:top w:w="0" w:type="dxa"/>
-            <w:bottom w:w="0" w:type="dxa"/>
-          </w:tblCellMar>
-        </w:tblPrEx>
         <w:tc>
           <w:tcPr>
             <w:tcW w:w="2500" w:type="dxa"/>
@@ -12091,12 +11571,6 @@
         </w:tc>
       </w:tr>
       <w:tr>
-        <w:tblPrEx>
-          <w:tblCellMar>
-            <w:top w:w="0" w:type="dxa"/>
-            <w:bottom w:w="0" w:type="dxa"/>
-          </w:tblCellMar>
-        </w:tblPrEx>
         <w:tc>
           <w:tcPr>
             <w:tcW w:w="2500" w:type="dxa"/>
@@ -12157,12 +11631,6 @@
         </w:tc>
       </w:tr>
       <w:tr>
-        <w:tblPrEx>
-          <w:tblCellMar>
-            <w:top w:w="0" w:type="dxa"/>
-            <w:bottom w:w="0" w:type="dxa"/>
-          </w:tblCellMar>
-        </w:tblPrEx>
         <w:tc>
           <w:tcPr>
             <w:tcW w:w="2500" w:type="dxa"/>
@@ -12661,6 +12129,729 @@
     </w:p>
     <w:p>
       <w:pPr>
+        <w:pStyle w:val="Heading2"/>
+        <w:rPr>
+          <w:lang w:val="fr-FR"/>
+        </w:rPr>
+      </w:pPr>
+      <w:r>
+        <w:rPr>
+          <w:lang w:val="fr-FR"/>
+        </w:rPr>
+        <w:lastRenderedPageBreak/>
+        <w:t>4.0</w:t>
+      </w:r>
+      <w:r>
+        <w:rPr>
+          <w:lang w:val="fr-FR"/>
+        </w:rPr>
+        <w:t xml:space="preserve">. </w:t>
+      </w:r>
+      <w:r>
+        <w:rPr>
+          <w:lang w:val="fr-FR"/>
+        </w:rPr>
+        <w:t>Démonstration</w:t>
+      </w:r>
+    </w:p>
+    <w:p>
+      <w:pPr>
+        <w:pStyle w:val="Heading2"/>
+        <w:rPr>
+          <w:lang w:val="fr-FR"/>
+        </w:rPr>
+      </w:pPr>
+      <w:r>
+        <w:rPr>
+          <w:lang w:val="fr-FR"/>
+        </w:rPr>
+        <w:t>1. Page de Connexion (Authentification)</w:t>
+      </w:r>
+    </w:p>
+    <w:p>
+      <w:pPr>
+        <w:pStyle w:val="Heading2"/>
+        <w:rPr>
+          <w:lang w:val="fr-FR"/>
+        </w:rPr>
+      </w:pPr>
+      <w:r>
+        <w:rPr>
+          <w:noProof/>
+          <w:lang w:val="fr-FR"/>
+        </w:rPr>
+        <w:drawing>
+          <wp:inline distT="0" distB="0" distL="0" distR="0" wp14:anchorId="006D51C7" wp14:editId="1307B41A">
+            <wp:extent cx="4972050" cy="2468948"/>
+            <wp:effectExtent l="0" t="0" r="0" b="7620"/>
+            <wp:docPr id="492196610" name="Picture 2"/>
+            <wp:cNvGraphicFramePr>
+              <a:graphicFrameLocks xmlns:a="http://schemas.openxmlformats.org/drawingml/2006/main" noChangeAspect="1"/>
+            </wp:cNvGraphicFramePr>
+            <a:graphic xmlns:a="http://schemas.openxmlformats.org/drawingml/2006/main">
+              <a:graphicData uri="http://schemas.openxmlformats.org/drawingml/2006/picture">
+                <pic:pic xmlns:pic="http://schemas.openxmlformats.org/drawingml/2006/picture">
+                  <pic:nvPicPr>
+                    <pic:cNvPr id="492196610" name="Picture 492196610"/>
+                    <pic:cNvPicPr/>
+                  </pic:nvPicPr>
+                  <pic:blipFill>
+                    <a:blip r:embed="rId15" cstate="print">
+                      <a:extLst>
+                        <a:ext uri="{28A0092B-C50C-407E-A947-70E740481C1C}">
+                          <a14:useLocalDpi xmlns:a14="http://schemas.microsoft.com/office/drawing/2010/main" val="0"/>
+                        </a:ext>
+                      </a:extLst>
+                    </a:blip>
+                    <a:stretch>
+                      <a:fillRect/>
+                    </a:stretch>
+                  </pic:blipFill>
+                  <pic:spPr>
+                    <a:xfrm>
+                      <a:off x="0" y="0"/>
+                      <a:ext cx="4972050" cy="2468948"/>
+                    </a:xfrm>
+                    <a:prstGeom prst="rect">
+                      <a:avLst/>
+                    </a:prstGeom>
+                  </pic:spPr>
+                </pic:pic>
+              </a:graphicData>
+            </a:graphic>
+          </wp:inline>
+        </w:drawing>
+      </w:r>
+    </w:p>
+    <w:p>
+      <w:pPr>
+        <w:rPr>
+          <w:lang w:val="fr-FR"/>
+        </w:rPr>
+      </w:pPr>
+    </w:p>
+    <w:p>
+      <w:pPr>
+        <w:rPr>
+          <w:lang w:val="fr-FR"/>
+        </w:rPr>
+      </w:pPr>
+      <w:r>
+        <w:rPr>
+          <w:lang w:val="fr-FR"/>
+        </w:rPr>
+        <w:t>Cette interface représente la mire de connexion sécurisée de l'application (Espace de Gestion de Formation de l'OFPPT). Elle est divisée en deux parties : une section visuelle verte aux couleurs de l'institution rappelant le caractère multi-rôles du système (admin, formateur, stagiaire), et un formulaire épuré à droite permettant la saisie des identifiants (Email et Mot de passe) avec des indications pour les comptes de test.</w:t>
+      </w:r>
+    </w:p>
+    <w:p>
+      <w:pPr>
+        <w:rPr>
+          <w:lang w:val="fr-FR"/>
+        </w:rPr>
+      </w:pPr>
+    </w:p>
+    <w:p>
+      <w:pPr>
+        <w:rPr>
+          <w:lang w:val="fr-FR"/>
+        </w:rPr>
+      </w:pPr>
+    </w:p>
+    <w:p>
+      <w:pPr>
+        <w:rPr>
+          <w:lang w:val="fr-FR"/>
+        </w:rPr>
+      </w:pPr>
+    </w:p>
+    <w:p>
+      <w:pPr>
+        <w:rPr>
+          <w:b/>
+          <w:bCs/>
+          <w:color w:val="2E75B6"/>
+          <w:sz w:val="26"/>
+          <w:szCs w:val="26"/>
+          <w:lang w:val="fr-FR"/>
+        </w:rPr>
+      </w:pPr>
+      <w:r>
+        <w:rPr>
+          <w:b/>
+          <w:bCs/>
+          <w:color w:val="2E75B6"/>
+          <w:sz w:val="26"/>
+          <w:szCs w:val="26"/>
+          <w:lang w:val="fr-FR"/>
+        </w:rPr>
+        <w:t>2. Tableau de Bord Global (Dashboard Administrate</w:t>
+      </w:r>
+      <w:r>
+        <w:rPr>
+          <w:b/>
+          <w:bCs/>
+          <w:color w:val="2E75B6"/>
+          <w:sz w:val="26"/>
+          <w:szCs w:val="26"/>
+          <w:lang w:val="fr-FR"/>
+        </w:rPr>
+        <w:t>ur)</w:t>
+      </w:r>
+    </w:p>
+    <w:p>
+      <w:pPr>
+        <w:rPr>
+          <w:b/>
+          <w:bCs/>
+          <w:color w:val="2E75B6"/>
+          <w:sz w:val="26"/>
+          <w:szCs w:val="26"/>
+          <w:lang w:val="fr-FR"/>
+        </w:rPr>
+      </w:pPr>
+    </w:p>
+    <w:p>
+      <w:pPr>
+        <w:rPr>
+          <w:b/>
+          <w:bCs/>
+          <w:color w:val="2E75B6"/>
+          <w:sz w:val="26"/>
+          <w:szCs w:val="26"/>
+          <w:lang w:val="fr-FR"/>
+        </w:rPr>
+      </w:pPr>
+      <w:r>
+        <w:rPr>
+          <w:b/>
+          <w:bCs/>
+          <w:noProof/>
+          <w:color w:val="2E75B6"/>
+          <w:sz w:val="26"/>
+          <w:szCs w:val="26"/>
+          <w:lang w:val="fr-FR"/>
+        </w:rPr>
+        <w:drawing>
+          <wp:inline distT="0" distB="0" distL="0" distR="0" wp14:anchorId="730545C3" wp14:editId="1E37C8A7">
+            <wp:extent cx="5610225" cy="3409315"/>
+            <wp:effectExtent l="0" t="0" r="9525" b="635"/>
+            <wp:docPr id="922278793" name="Picture 3"/>
+            <wp:cNvGraphicFramePr>
+              <a:graphicFrameLocks xmlns:a="http://schemas.openxmlformats.org/drawingml/2006/main" noChangeAspect="1"/>
+            </wp:cNvGraphicFramePr>
+            <a:graphic xmlns:a="http://schemas.openxmlformats.org/drawingml/2006/main">
+              <a:graphicData uri="http://schemas.openxmlformats.org/drawingml/2006/picture">
+                <pic:pic xmlns:pic="http://schemas.openxmlformats.org/drawingml/2006/picture">
+                  <pic:nvPicPr>
+                    <pic:cNvPr id="922278793" name="Picture 922278793"/>
+                    <pic:cNvPicPr/>
+                  </pic:nvPicPr>
+                  <pic:blipFill>
+                    <a:blip r:embed="rId16" cstate="print">
+                      <a:extLst>
+                        <a:ext uri="{28A0092B-C50C-407E-A947-70E740481C1C}">
+                          <a14:useLocalDpi xmlns:a14="http://schemas.microsoft.com/office/drawing/2010/main" val="0"/>
+                        </a:ext>
+                      </a:extLst>
+                    </a:blip>
+                    <a:stretch>
+                      <a:fillRect/>
+                    </a:stretch>
+                  </pic:blipFill>
+                  <pic:spPr>
+                    <a:xfrm>
+                      <a:off x="0" y="0"/>
+                      <a:ext cx="5610225" cy="3409315"/>
+                    </a:xfrm>
+                    <a:prstGeom prst="rect">
+                      <a:avLst/>
+                    </a:prstGeom>
+                  </pic:spPr>
+                </pic:pic>
+              </a:graphicData>
+            </a:graphic>
+          </wp:inline>
+        </w:drawing>
+      </w:r>
+    </w:p>
+    <w:p>
+      <w:pPr>
+        <w:rPr>
+          <w:b/>
+          <w:bCs/>
+          <w:color w:val="2E75B6"/>
+          <w:sz w:val="26"/>
+          <w:szCs w:val="26"/>
+          <w:lang w:val="fr-FR"/>
+        </w:rPr>
+      </w:pPr>
+    </w:p>
+    <w:p>
+      <w:pPr>
+        <w:rPr>
+          <w:b/>
+          <w:bCs/>
+          <w:color w:val="2E75B6"/>
+          <w:sz w:val="26"/>
+          <w:szCs w:val="26"/>
+          <w:lang w:val="fr-FR"/>
+        </w:rPr>
+      </w:pPr>
+    </w:p>
+    <w:p>
+      <w:pPr>
+        <w:rPr>
+          <w:b/>
+          <w:bCs/>
+          <w:color w:val="2E75B6"/>
+          <w:sz w:val="26"/>
+          <w:szCs w:val="26"/>
+          <w:lang w:val="fr-FR"/>
+        </w:rPr>
+      </w:pPr>
+    </w:p>
+    <w:p>
+      <w:pPr>
+        <w:rPr>
+          <w:b/>
+          <w:bCs/>
+          <w:color w:val="2E75B6"/>
+          <w:sz w:val="26"/>
+          <w:szCs w:val="26"/>
+          <w:lang w:val="fr-FR"/>
+        </w:rPr>
+      </w:pPr>
+    </w:p>
+    <w:p>
+      <w:pPr>
+        <w:rPr>
+          <w:b/>
+          <w:bCs/>
+          <w:color w:val="2E75B6"/>
+          <w:sz w:val="26"/>
+          <w:szCs w:val="26"/>
+          <w:lang w:val="fr-FR"/>
+        </w:rPr>
+      </w:pPr>
+    </w:p>
+    <w:p>
+      <w:pPr>
+        <w:rPr>
+          <w:lang w:val="fr-FR"/>
+        </w:rPr>
+      </w:pPr>
+      <w:r>
+        <w:rPr>
+          <w:lang w:val="fr-FR"/>
+        </w:rPr>
+        <w:t>cette</w:t>
+      </w:r>
+      <w:r>
+        <w:rPr>
+          <w:lang w:val="fr-FR"/>
+        </w:rPr>
+        <w:t xml:space="preserve"> interface représente la mire de connexion sécurisée de l'application (Espace de Gestion de Formation de l'OFPPT). Elle est divisée en deux parties : une section visuelle verte aux couleurs de l'institution rappelant le caractère multi-rôles du système (admin, formateur, stagiaire), et un formulaire épuré à droite permettant la saisie des identifiants (Email et Mot de passe) avec des indications pour les comptes de test.</w:t>
+      </w:r>
+    </w:p>
+    <w:p>
+      <w:pPr>
+        <w:rPr>
+          <w:lang w:val="fr-FR"/>
+        </w:rPr>
+      </w:pPr>
+    </w:p>
+    <w:p>
+      <w:pPr>
+        <w:pStyle w:val="Heading2"/>
+        <w:rPr>
+          <w:noProof/>
+          <w:lang w:val="fr-FR"/>
+        </w:rPr>
+      </w:pPr>
+      <w:r>
+        <w:rPr>
+          <w:noProof/>
+          <w:lang w:val="fr-FR"/>
+        </w:rPr>
+        <w:t>3. Menu de Navigation Latéral (Sidebar Administrateur)</w:t>
+      </w:r>
+    </w:p>
+    <w:p>
+      <w:pPr>
+        <w:spacing w:before="80" w:after="80" w:line="320" w:lineRule="auto"/>
+        <w:jc w:val="both"/>
+        <w:rPr>
+          <w:color w:val="333333"/>
+          <w:lang w:val="fr-FR"/>
+        </w:rPr>
+      </w:pPr>
+      <w:r>
+        <w:rPr>
+          <w:noProof/>
+          <w:lang w:val="fr-FR"/>
+        </w:rPr>
+        <w:drawing>
+          <wp:anchor distT="0" distB="0" distL="114300" distR="114300" simplePos="0" relativeHeight="251659264" behindDoc="1" locked="0" layoutInCell="1" allowOverlap="1" wp14:anchorId="3D0FB76A" wp14:editId="11001500">
+            <wp:simplePos x="0" y="0"/>
+            <wp:positionH relativeFrom="column">
+              <wp:posOffset>57150</wp:posOffset>
+            </wp:positionH>
+            <wp:positionV relativeFrom="paragraph">
+              <wp:posOffset>37465</wp:posOffset>
+            </wp:positionV>
+            <wp:extent cx="2238375" cy="5012014"/>
+            <wp:effectExtent l="0" t="0" r="0" b="0"/>
+            <wp:wrapNone/>
+            <wp:docPr id="1817057920" name="Picture 4"/>
+            <wp:cNvGraphicFramePr>
+              <a:graphicFrameLocks xmlns:a="http://schemas.openxmlformats.org/drawingml/2006/main" noChangeAspect="1"/>
+            </wp:cNvGraphicFramePr>
+            <a:graphic xmlns:a="http://schemas.openxmlformats.org/drawingml/2006/main">
+              <a:graphicData uri="http://schemas.openxmlformats.org/drawingml/2006/picture">
+                <pic:pic xmlns:pic="http://schemas.openxmlformats.org/drawingml/2006/picture">
+                  <pic:nvPicPr>
+                    <pic:cNvPr id="1817057920" name="Picture 1817057920"/>
+                    <pic:cNvPicPr/>
+                  </pic:nvPicPr>
+                  <pic:blipFill>
+                    <a:blip r:embed="rId17">
+                      <a:extLst>
+                        <a:ext uri="{28A0092B-C50C-407E-A947-70E740481C1C}">
+                          <a14:useLocalDpi xmlns:a14="http://schemas.microsoft.com/office/drawing/2010/main" val="0"/>
+                        </a:ext>
+                      </a:extLst>
+                    </a:blip>
+                    <a:stretch>
+                      <a:fillRect/>
+                    </a:stretch>
+                  </pic:blipFill>
+                  <pic:spPr>
+                    <a:xfrm>
+                      <a:off x="0" y="0"/>
+                      <a:ext cx="2238375" cy="5012014"/>
+                    </a:xfrm>
+                    <a:prstGeom prst="rect">
+                      <a:avLst/>
+                    </a:prstGeom>
+                  </pic:spPr>
+                </pic:pic>
+              </a:graphicData>
+            </a:graphic>
+            <wp14:sizeRelH relativeFrom="margin">
+              <wp14:pctWidth>0</wp14:pctWidth>
+            </wp14:sizeRelH>
+            <wp14:sizeRelV relativeFrom="margin">
+              <wp14:pctHeight>0</wp14:pctHeight>
+            </wp14:sizeRelV>
+          </wp:anchor>
+        </w:drawing>
+      </w:r>
+      <w:r>
+        <w:rPr>
+          <w:noProof/>
+          <w:lang w:val="fr-FR"/>
+        </w:rPr>
+        <w:br w:type="page"/>
+      </w:r>
+      <w:r>
+        <w:rPr>
+          <w:color w:val="333333"/>
+          <w:lang w:val="fr-FR"/>
+        </w:rPr>
+        <w:lastRenderedPageBreak/>
+        <w:t>Cette capture montre le volet de navigation complet disponible pour le rôle Administrateur. Structuré verticalement avec des icônes explicites, il permet de basculer rapidement entre le tableau de bord, la gestion des notes et présences globales, l'import de fichiers Excel, ainsi que les modules CRUD fondamentaux de l'application : Filières, Groupes, Années scolaires, Formateurs, Modules, Stagiaires, et Affectations.</w:t>
+      </w:r>
+    </w:p>
+    <w:p>
+      <w:pPr>
+        <w:spacing w:before="80" w:after="80" w:line="320" w:lineRule="auto"/>
+        <w:jc w:val="both"/>
+        <w:rPr>
+          <w:color w:val="333333"/>
+          <w:lang w:val="fr-FR"/>
+        </w:rPr>
+      </w:pPr>
+    </w:p>
+    <w:p>
+      <w:pPr>
+        <w:rPr>
+          <w:b/>
+          <w:bCs/>
+          <w:noProof/>
+          <w:color w:val="2E75B6"/>
+          <w:sz w:val="26"/>
+          <w:szCs w:val="26"/>
+          <w:lang w:val="fr-FR"/>
+        </w:rPr>
+      </w:pPr>
+      <w:r>
+        <w:rPr>
+          <w:b/>
+          <w:bCs/>
+          <w:noProof/>
+          <w:color w:val="2E75B6"/>
+          <w:sz w:val="26"/>
+          <w:szCs w:val="26"/>
+          <w:lang w:val="fr-FR"/>
+        </w:rPr>
+        <w:t>4. Espace Formateur (Saisie des Notes et Controles)</w:t>
+      </w:r>
+    </w:p>
+    <w:p>
+      <w:pPr>
+        <w:rPr>
+          <w:b/>
+          <w:bCs/>
+          <w:noProof/>
+          <w:color w:val="2E75B6"/>
+          <w:sz w:val="26"/>
+          <w:szCs w:val="26"/>
+          <w:lang w:val="fr-FR"/>
+        </w:rPr>
+      </w:pPr>
+    </w:p>
+    <w:p>
+      <w:pPr>
+        <w:rPr>
+          <w:b/>
+          <w:bCs/>
+          <w:noProof/>
+          <w:color w:val="2E75B6"/>
+          <w:sz w:val="26"/>
+          <w:szCs w:val="26"/>
+          <w:lang w:val="fr-FR"/>
+        </w:rPr>
+      </w:pPr>
+      <w:r>
+        <w:rPr>
+          <w:b/>
+          <w:bCs/>
+          <w:noProof/>
+          <w:color w:val="2E75B6"/>
+          <w:sz w:val="26"/>
+          <w:szCs w:val="26"/>
+          <w:lang w:val="fr-FR"/>
+        </w:rPr>
+        <w:drawing>
+          <wp:inline distT="0" distB="0" distL="0" distR="0" wp14:anchorId="4FD35338" wp14:editId="0A32E596">
+            <wp:extent cx="5731510" cy="2348230"/>
+            <wp:effectExtent l="0" t="0" r="2540" b="0"/>
+            <wp:docPr id="29243555" name="Picture 5"/>
+            <wp:cNvGraphicFramePr>
+              <a:graphicFrameLocks xmlns:a="http://schemas.openxmlformats.org/drawingml/2006/main" noChangeAspect="1"/>
+            </wp:cNvGraphicFramePr>
+            <a:graphic xmlns:a="http://schemas.openxmlformats.org/drawingml/2006/main">
+              <a:graphicData uri="http://schemas.openxmlformats.org/drawingml/2006/picture">
+                <pic:pic xmlns:pic="http://schemas.openxmlformats.org/drawingml/2006/picture">
+                  <pic:nvPicPr>
+                    <pic:cNvPr id="29243555" name="Picture 29243555"/>
+                    <pic:cNvPicPr/>
+                  </pic:nvPicPr>
+                  <pic:blipFill>
+                    <a:blip r:embed="rId18">
+                      <a:extLst>
+                        <a:ext uri="{28A0092B-C50C-407E-A947-70E740481C1C}">
+                          <a14:useLocalDpi xmlns:a14="http://schemas.microsoft.com/office/drawing/2010/main" val="0"/>
+                        </a:ext>
+                      </a:extLst>
+                    </a:blip>
+                    <a:stretch>
+                      <a:fillRect/>
+                    </a:stretch>
+                  </pic:blipFill>
+                  <pic:spPr>
+                    <a:xfrm>
+                      <a:off x="0" y="0"/>
+                      <a:ext cx="5731510" cy="2348230"/>
+                    </a:xfrm>
+                    <a:prstGeom prst="rect">
+                      <a:avLst/>
+                    </a:prstGeom>
+                  </pic:spPr>
+                </pic:pic>
+              </a:graphicData>
+            </a:graphic>
+          </wp:inline>
+        </w:drawing>
+      </w:r>
+    </w:p>
+    <w:p>
+      <w:pPr>
+        <w:rPr>
+          <w:b/>
+          <w:bCs/>
+          <w:noProof/>
+          <w:color w:val="2E75B6"/>
+          <w:sz w:val="26"/>
+          <w:szCs w:val="26"/>
+          <w:lang w:val="fr-FR"/>
+        </w:rPr>
+      </w:pPr>
+    </w:p>
+    <w:p>
+      <w:pPr>
+        <w:spacing w:before="80" w:after="80" w:line="320" w:lineRule="auto"/>
+        <w:jc w:val="both"/>
+        <w:rPr>
+          <w:lang w:val="fr-FR"/>
+        </w:rPr>
+      </w:pPr>
+      <w:r>
+        <w:rPr>
+          <w:lang w:val="fr-FR"/>
+        </w:rPr>
+        <w:t>Cette vue épurée correspond à l'interface du stagiaire connecté. Elle permet à l'apprenant de consulter son année de formation via un menu déroulant, et présente deux blocs principaux : le « Bulletin de notes » listant l'ensemble des modules avec le détail des contrôles (C1 à C5) et la note de l'EFM, ainsi que l'« Historique des présences » détaillant la date, l'heure, le module concerné et le statut de présence.</w:t>
+      </w:r>
+    </w:p>
+    <w:p>
+      <w:pPr>
+        <w:rPr>
+          <w:b/>
+          <w:bCs/>
+          <w:noProof/>
+          <w:color w:val="2E75B6"/>
+          <w:sz w:val="26"/>
+          <w:szCs w:val="26"/>
+          <w:lang w:val="fr-FR"/>
+        </w:rPr>
+      </w:pPr>
+    </w:p>
+    <w:p>
+      <w:pPr>
+        <w:rPr>
+          <w:b/>
+          <w:bCs/>
+          <w:noProof/>
+          <w:color w:val="2E75B6"/>
+          <w:sz w:val="26"/>
+          <w:szCs w:val="26"/>
+          <w:lang w:val="fr-FR"/>
+        </w:rPr>
+      </w:pPr>
+      <w:r>
+        <w:rPr>
+          <w:b/>
+          <w:bCs/>
+          <w:noProof/>
+          <w:color w:val="2E75B6"/>
+          <w:sz w:val="26"/>
+          <w:szCs w:val="26"/>
+          <w:lang w:val="fr-FR"/>
+        </w:rPr>
+        <w:t>5. Espace Stagiaire (Mon Bulletin)</w:t>
+      </w:r>
+    </w:p>
+    <w:p>
+      <w:pPr>
+        <w:rPr>
+          <w:b/>
+          <w:bCs/>
+          <w:noProof/>
+          <w:color w:val="2E75B6"/>
+          <w:sz w:val="26"/>
+          <w:szCs w:val="26"/>
+          <w:lang w:val="fr-FR"/>
+        </w:rPr>
+      </w:pPr>
+      <w:r>
+        <w:rPr>
+          <w:b/>
+          <w:bCs/>
+          <w:noProof/>
+          <w:color w:val="2E75B6"/>
+          <w:sz w:val="26"/>
+          <w:szCs w:val="26"/>
+          <w:lang w:val="fr-FR"/>
+        </w:rPr>
+        <w:lastRenderedPageBreak/>
+        <w:drawing>
+          <wp:anchor distT="0" distB="0" distL="114300" distR="114300" simplePos="0" relativeHeight="251660288" behindDoc="1" locked="0" layoutInCell="1" allowOverlap="1" wp14:anchorId="45C6C0B9" wp14:editId="482BBC96">
+            <wp:simplePos x="0" y="0"/>
+            <wp:positionH relativeFrom="column">
+              <wp:posOffset>0</wp:posOffset>
+            </wp:positionH>
+            <wp:positionV relativeFrom="paragraph">
+              <wp:posOffset>217805</wp:posOffset>
+            </wp:positionV>
+            <wp:extent cx="5731510" cy="2672715"/>
+            <wp:effectExtent l="0" t="0" r="2540" b="0"/>
+            <wp:wrapTight wrapText="bothSides">
+              <wp:wrapPolygon edited="0">
+                <wp:start x="0" y="0"/>
+                <wp:lineTo x="0" y="21400"/>
+                <wp:lineTo x="21538" y="21400"/>
+                <wp:lineTo x="21538" y="0"/>
+                <wp:lineTo x="0" y="0"/>
+              </wp:wrapPolygon>
+            </wp:wrapTight>
+            <wp:docPr id="1375698515" name="Picture 6"/>
+            <wp:cNvGraphicFramePr>
+              <a:graphicFrameLocks xmlns:a="http://schemas.openxmlformats.org/drawingml/2006/main" noChangeAspect="1"/>
+            </wp:cNvGraphicFramePr>
+            <a:graphic xmlns:a="http://schemas.openxmlformats.org/drawingml/2006/main">
+              <a:graphicData uri="http://schemas.openxmlformats.org/drawingml/2006/picture">
+                <pic:pic xmlns:pic="http://schemas.openxmlformats.org/drawingml/2006/picture">
+                  <pic:nvPicPr>
+                    <pic:cNvPr id="1375698515" name="Picture 1375698515"/>
+                    <pic:cNvPicPr/>
+                  </pic:nvPicPr>
+                  <pic:blipFill>
+                    <a:blip r:embed="rId19">
+                      <a:extLst>
+                        <a:ext uri="{28A0092B-C50C-407E-A947-70E740481C1C}">
+                          <a14:useLocalDpi xmlns:a14="http://schemas.microsoft.com/office/drawing/2010/main" val="0"/>
+                        </a:ext>
+                      </a:extLst>
+                    </a:blip>
+                    <a:stretch>
+                      <a:fillRect/>
+                    </a:stretch>
+                  </pic:blipFill>
+                  <pic:spPr>
+                    <a:xfrm>
+                      <a:off x="0" y="0"/>
+                      <a:ext cx="5731510" cy="2672715"/>
+                    </a:xfrm>
+                    <a:prstGeom prst="rect">
+                      <a:avLst/>
+                    </a:prstGeom>
+                  </pic:spPr>
+                </pic:pic>
+              </a:graphicData>
+            </a:graphic>
+          </wp:anchor>
+        </w:drawing>
+      </w:r>
+    </w:p>
+    <w:p>
+      <w:pPr>
+        <w:rPr>
+          <w:lang w:val="fr-FR"/>
+        </w:rPr>
+      </w:pPr>
+    </w:p>
+    <w:p>
+      <w:pPr>
+        <w:rPr>
+          <w:lang w:val="fr-FR"/>
+        </w:rPr>
+      </w:pPr>
+      <w:r>
+        <w:rPr>
+          <w:lang w:val="fr-FR"/>
+        </w:rPr>
+        <w:t>Cette vue épurée correspond à l'interface du stagiaire connecté. Elle permet à l'apprenant de consulter son année de formation via un menu déroulant, et présente deux blocs principaux : le « Bulletin de notes » listant l'ensemble des modules avec le détail des contrôles (C1 à C5) et la note de l'EFM, ainsi que l'« Historique des présences » détaillant la date, l'heure, le module concerné et le statut de présence.</w:t>
+      </w:r>
+    </w:p>
+    <w:p>
+      <w:pPr>
+        <w:rPr>
+          <w:lang w:val="fr-FR"/>
+        </w:rPr>
+      </w:pPr>
+    </w:p>
+    <w:p>
+      <w:pPr>
         <w:pStyle w:val="Heading1"/>
         <w:pBdr>
           <w:bottom w:val="single" w:sz="4" w:space="4" w:color="2E75B6"/>
@@ -12673,7 +12864,6 @@
         <w:rPr>
           <w:lang w:val="fr-FR"/>
         </w:rPr>
-        <w:lastRenderedPageBreak/>
         <w:t>Conclusion et Perspectives</w:t>
       </w:r>
     </w:p>
@@ -12846,6 +13036,7 @@
           <w:color w:val="333333"/>
           <w:lang w:val="fr-FR"/>
         </w:rPr>
+        <w:lastRenderedPageBreak/>
         <w:t>Les bonnes pratiques de structuration et de documentation d'un projet.</w:t>
       </w:r>
     </w:p>
@@ -13046,7 +13237,6 @@
           <w:color w:val="333333"/>
           <w:lang w:val="fr-FR"/>
         </w:rPr>
-        <w:lastRenderedPageBreak/>
         <w:t>Ajout de tableaux de bord statistiques avancés avec des graphiques interactifs (Chart.js ou Recharts).</w:t>
       </w:r>
     </w:p>
@@ -13190,7 +13380,28 @@
           <w:color w:val="333333"/>
           <w:lang w:val="fr-FR"/>
         </w:rPr>
-        <w:t>Documentation officielle React.js : https://react.dev</w:t>
+        <w:t>Documentation officielle.</w:t>
+      </w:r>
+      <w:r>
+        <w:rPr>
+          <w:color w:val="333333"/>
+          <w:lang w:val="fr-FR"/>
+        </w:rPr>
+        <w:t>TypeScript</w:t>
+      </w:r>
+      <w:r>
+        <w:rPr>
+          <w:color w:val="333333"/>
+          <w:lang w:val="fr-FR"/>
+        </w:rPr>
+        <w:t xml:space="preserve"> : </w:t>
+      </w:r>
+      <w:r>
+        <w:rPr>
+          <w:color w:val="333333"/>
+          <w:lang w:val="fr-FR"/>
+        </w:rPr>
+        <w:t>https://www.typescriptlang.org</w:t>
       </w:r>
     </w:p>
     <w:p>
@@ -13509,8 +13720,8 @@
       </w:r>
     </w:p>
     <w:sectPr>
-      <w:headerReference w:type="default" r:id="rId15"/>
-      <w:footerReference w:type="default" r:id="rId16"/>
+      <w:headerReference w:type="default" r:id="rId20"/>
+      <w:footerReference w:type="default" r:id="rId21"/>
       <w:pgSz w:w="11906" w:h="16838"/>
       <w:pgMar w:top="1440" w:right="1440" w:bottom="1800" w:left="1440" w:header="708" w:footer="708" w:gutter="0"/>
       <w:cols w:space="720"/>
@@ -13908,6 +14119,95 @@
     </w:lvl>
   </w:abstractNum>
   <w:abstractNum w:abstractNumId="1" w15:restartNumberingAfterBreak="0">
+    <w:nsid w:val="4C047E78"/>
+    <w:multiLevelType w:val="hybridMultilevel"/>
+    <w:tmpl w:val="372CEB44"/>
+    <w:lvl w:ilvl="0" w:tplc="0409000F">
+      <w:start w:val="1"/>
+      <w:numFmt w:val="decimal"/>
+      <w:lvlText w:val="%1."/>
+      <w:lvlJc w:val="left"/>
+      <w:pPr>
+        <w:ind w:left="720" w:hanging="360"/>
+      </w:pPr>
+      <w:rPr>
+        <w:rFonts w:hint="default"/>
+      </w:rPr>
+    </w:lvl>
+    <w:lvl w:ilvl="1" w:tplc="04090019" w:tentative="1">
+      <w:start w:val="1"/>
+      <w:numFmt w:val="lowerLetter"/>
+      <w:lvlText w:val="%2."/>
+      <w:lvlJc w:val="left"/>
+      <w:pPr>
+        <w:ind w:left="1440" w:hanging="360"/>
+      </w:pPr>
+    </w:lvl>
+    <w:lvl w:ilvl="2" w:tplc="0409001B" w:tentative="1">
+      <w:start w:val="1"/>
+      <w:numFmt w:val="lowerRoman"/>
+      <w:lvlText w:val="%3."/>
+      <w:lvlJc w:val="right"/>
+      <w:pPr>
+        <w:ind w:left="2160" w:hanging="180"/>
+      </w:pPr>
+    </w:lvl>
+    <w:lvl w:ilvl="3" w:tplc="0409000F" w:tentative="1">
+      <w:start w:val="1"/>
+      <w:numFmt w:val="decimal"/>
+      <w:lvlText w:val="%4."/>
+      <w:lvlJc w:val="left"/>
+      <w:pPr>
+        <w:ind w:left="2880" w:hanging="360"/>
+      </w:pPr>
+    </w:lvl>
+    <w:lvl w:ilvl="4" w:tplc="04090019" w:tentative="1">
+      <w:start w:val="1"/>
+      <w:numFmt w:val="lowerLetter"/>
+      <w:lvlText w:val="%5."/>
+      <w:lvlJc w:val="left"/>
+      <w:pPr>
+        <w:ind w:left="3600" w:hanging="360"/>
+      </w:pPr>
+    </w:lvl>
+    <w:lvl w:ilvl="5" w:tplc="0409001B" w:tentative="1">
+      <w:start w:val="1"/>
+      <w:numFmt w:val="lowerRoman"/>
+      <w:lvlText w:val="%6."/>
+      <w:lvlJc w:val="right"/>
+      <w:pPr>
+        <w:ind w:left="4320" w:hanging="180"/>
+      </w:pPr>
+    </w:lvl>
+    <w:lvl w:ilvl="6" w:tplc="0409000F" w:tentative="1">
+      <w:start w:val="1"/>
+      <w:numFmt w:val="decimal"/>
+      <w:lvlText w:val="%7."/>
+      <w:lvlJc w:val="left"/>
+      <w:pPr>
+        <w:ind w:left="5040" w:hanging="360"/>
+      </w:pPr>
+    </w:lvl>
+    <w:lvl w:ilvl="7" w:tplc="04090019" w:tentative="1">
+      <w:start w:val="1"/>
+      <w:numFmt w:val="lowerLetter"/>
+      <w:lvlText w:val="%8."/>
+      <w:lvlJc w:val="left"/>
+      <w:pPr>
+        <w:ind w:left="5760" w:hanging="360"/>
+      </w:pPr>
+    </w:lvl>
+    <w:lvl w:ilvl="8" w:tplc="0409001B" w:tentative="1">
+      <w:start w:val="1"/>
+      <w:numFmt w:val="lowerRoman"/>
+      <w:lvlText w:val="%9."/>
+      <w:lvlJc w:val="right"/>
+      <w:pPr>
+        <w:ind w:left="6480" w:hanging="180"/>
+      </w:pPr>
+    </w:lvl>
+  </w:abstractNum>
+  <w:abstractNum w:abstractNumId="2" w15:restartNumberingAfterBreak="0">
     <w:nsid w:val="5BDC415D"/>
     <w:multiLevelType w:val="hybridMultilevel"/>
     <w:tmpl w:val="AA58763C"/>
@@ -13994,7 +14294,7 @@
     </w:lvl>
   </w:abstractNum>
   <w:num w:numId="1" w16cid:durableId="1600913487">
-    <w:abstractNumId w:val="1"/>
+    <w:abstractNumId w:val="2"/>
     <w:lvlOverride w:ilvl="0">
       <w:startOverride w:val="1"/>
     </w:lvlOverride>
@@ -14004,6 +14304,9 @@
     <w:lvlOverride w:ilvl="0">
       <w:startOverride w:val="1"/>
     </w:lvlOverride>
+  </w:num>
+  <w:num w:numId="3" w16cid:durableId="1110012272">
+    <w:abstractNumId w:val="1"/>
   </w:num>
 </w:numbering>
 </file>
@@ -14429,6 +14732,7 @@
   </w:style>
   <w:style w:type="paragraph" w:styleId="Heading2">
     <w:name w:val="heading 2"/>
+    <w:link w:val="Heading2Char"/>
     <w:uiPriority w:val="9"/>
     <w:unhideWhenUsed/>
     <w:qFormat/>
@@ -14505,7 +14809,6 @@
   <w:style w:type="character" w:default="1" w:styleId="DefaultParagraphFont">
     <w:name w:val="Default Paragraph Font"/>
     <w:uiPriority w:val="1"/>
-    <w:semiHidden/>
     <w:unhideWhenUsed/>
   </w:style>
   <w:style w:type="table" w:default="1" w:styleId="TableNormal">
@@ -14724,6 +15027,32 @@
       <w:bCs/>
       <w:sz w:val="20"/>
       <w:szCs w:val="20"/>
+    </w:rPr>
+  </w:style>
+  <w:style w:type="character" w:styleId="UnresolvedMention">
+    <w:name w:val="Unresolved Mention"/>
+    <w:basedOn w:val="DefaultParagraphFont"/>
+    <w:uiPriority w:val="99"/>
+    <w:semiHidden/>
+    <w:unhideWhenUsed/>
+    <w:rsid w:val="009165BF"/>
+    <w:rPr>
+      <w:color w:val="605E5C"/>
+      <w:shd w:val="clear" w:color="auto" w:fill="E1DFDD"/>
+    </w:rPr>
+  </w:style>
+  <w:style w:type="character" w:customStyle="1" w:styleId="Heading2Char">
+    <w:name w:val="Heading 2 Char"/>
+    <w:basedOn w:val="DefaultParagraphFont"/>
+    <w:link w:val="Heading2"/>
+    <w:uiPriority w:val="9"/>
+    <w:rsid w:val="0072384A"/>
+    <w:rPr>
+      <w:b/>
+      <w:bCs/>
+      <w:color w:val="2E75B6"/>
+      <w:sz w:val="26"/>
+      <w:szCs w:val="26"/>
     </w:rPr>
   </w:style>
 </w:styles>
